--- a/tests/evals/timesheets/09-docx-elena-02/input.docx
+++ b/tests/evals/timesheets/09-docx-elena-02/input.docx
@@ -74,11 +74,6 @@
     </w:p>
     <w:p>
       <w:r>
-        <w:t>2026-02-16  8.00</w:t>
-      </w:r>
-    </w:p>
-    <w:p>
-      <w:r>
         <w:t>2026-02-17  8.00</w:t>
       </w:r>
     </w:p>
@@ -124,7 +119,7 @@
     </w:p>
     <w:p>
       <w:r>
-        <w:t>Total: 160.00</w:t>
+        <w:t>Total: 152.00</w:t>
       </w:r>
     </w:p>
     <w:p>
